--- a/retirement-youth-paper/The_Queue_Absorbs_the_Shock_Job_Rationing_Systems.docx
+++ b/retirement-youth-paper/The_Queue_Absorbs_the_Shock_Job_Rationing_Systems.docx
@@ -1000,7 +1000,7 @@
       <w:r>
         <w:drawing>
           <wp:inline distT="0" distB="0" distL="114300" distR="114300">
-            <wp:extent cx="5760720" cy="4038531"/>
+            <wp:extent cx="5760720" cy="3700376"/>
             <wp:effectExtent l="0" t="0" r="0" b="0"/>
             <wp:docPr id="1" name="Picture 1"/>
             <wp:cNvGraphicFramePr>
@@ -1024,7 +1024,7 @@
                   <pic:spPr>
                     <a:xfrm>
                       <a:off x="0" y="0"/>
-                      <a:ext cx="5760720" cy="4038531"/>
+                      <a:ext cx="5760720" cy="3700376"/>
                     </a:xfrm>
                     <a:prstGeom prst="rect">
                       <a:avLst/>
@@ -1058,7 +1058,7 @@
           <w:i w:val="0"/>
           <w:sz w:val="17"/>
         </w:rPr>
-        <w:t xml:space="preserve">Structure of the model. The rationed sector cannot expand: its headcount is fixed at </w:t>
+        <w:t xml:space="preserve">Structure of the model. Solid arrows are matching flows, dashed arrows are ageing, separation and retirement. The rationed sector cannot expand: its headcount is fixed at </w:t>
       </w:r>
       <m:oMath>
         <m:bar>
@@ -1080,7 +1080,7 @@
           <w:i w:val="0"/>
           <w:sz w:val="17"/>
         </w:rPr>
-        <w:t xml:space="preserve"> by administrative rule, so its only vacancies are its separations plus its retirements. An age ceiling on the examinations means that only the young queue. The market sector has free entry, so its tightness </w:t>
+        <w:t xml:space="preserve"> by administrative rule, so its only vacancies are its separations plus its retirements. An age ceiling on the examinations means that only the young queue, and the young who age out of the queue without a post join open search. The market sector has free entry, so its tightness </w:t>
       </w:r>
       <m:oMath>
         <m:r>
@@ -1095,7 +1095,22 @@
           <w:i w:val="0"/>
           <w:sz w:val="17"/>
         </w:rPr>
-        <w:t xml:space="preserve"> adjusts. Dashed arrows are ageing and retirement.</w:t>
+        <w:t xml:space="preserve"> adjusts. Every prime-age state exits to retirement at rate </w:t>
+      </w:r>
+      <m:oMath>
+        <m:r>
+          <m:rPr/>
+          <m:t>ρ</m:t>
+        </m:r>
+      </m:oMath>
+      <w:r>
+        <w:rPr>
+          <w:rFonts w:ascii="Palatino Linotype" w:hAnsi="Palatino Linotype" w:eastAsia="Palatino Linotype"/>
+          <w:b w:val="0"/>
+          <w:i w:val="0"/>
+          <w:sz w:val="17"/>
+        </w:rPr>
+        <w:t>; the figure draws the flow only from the rationed sector, which is the one the reform acts through.</w:t>
       </w:r>
     </w:p>
     <w:p>
@@ -15118,7 +15133,7 @@
       <w:r>
         <w:drawing>
           <wp:inline distT="0" distB="0" distL="114300" distR="114300">
-            <wp:extent cx="5760720" cy="3994878"/>
+            <wp:extent cx="5760720" cy="4185734"/>
             <wp:effectExtent l="0" t="0" r="0" b="0"/>
             <wp:docPr id="3" name="Picture 3"/>
             <wp:cNvGraphicFramePr>
@@ -15142,7 +15157,7 @@
                   <pic:spPr>
                     <a:xfrm>
                       <a:off x="0" y="0"/>
-                      <a:ext cx="5760720" cy="3994878"/>
+                      <a:ext cx="5760720" cy="4185734"/>
                     </a:xfrm>
                     <a:prstGeom prst="rect">
                       <a:avLst/>
